--- a/docs/study-guides/chapter-2/word/Lesson-2-03-Estimate-Sums-and-Differences.docx
+++ b/docs/study-guides/chapter-2/word/Lesson-2-03-Estimate-Sums-and-Differences.docx
@@ -7669,7 +7669,7 @@
                 <w:sz w:val="25"/>
                 <w:szCs w:val="25"/>
               </w:rPr>
-              <w:t xml:space="preserve">Omar estimates he biked about 640 miles in May and June. He biked 287 miles in June. About how many miles could he have biked in May? Round 287 to the nearest ten.</w:t>
+              <w:t xml:space="preserve">Omar biked about 640 miles in May and June together. He biked 287 miles in June. About how many miles did he bike in May? Round 287 to the nearest ten.</w:t>
             </w:r>
           </w:p>
           <w:p>
@@ -8723,7 +8723,7 @@
                 <w:sz w:val="21"/>
                 <w:szCs w:val="21"/>
               </w:rPr>
-              <w:t xml:space="preserve">Subtract: 820 − 360 = </w:t>
+              <w:t xml:space="preserve">815 → 820, 362 → 360. Subtract: 820 − 360 = </w:t>
             </w:r>
             <w:r>
               <w:rPr>
@@ -9085,7 +9085,7 @@
                 <w:sz w:val="19"/>
                 <w:szCs w:val="19"/>
               </w:rPr>
-              <w:t xml:space="preserve">The exact sum is 585 (Ben added an extra hundred).</w:t>
+              <w:t xml:space="preserve">Accept any sensible estimate (e.g., 350 + 240 = 590). The exact sum is 585 (Ben added an extra hundred).</w:t>
             </w:r>
           </w:p>
         </w:tc>
